--- a/智能实训能力评估平台_一期功能规划书_v1.0.docx
+++ b/智能实训能力评估平台_一期功能规划书_v1.0.docx
@@ -18,7 +18,7 @@
           <w:color w:val="1A3C6E"/>
           <w:sz w:val="56"/>
         </w:rPr>
-        <w:t>智能实训能力评估平台</w:t>
+        <w:t>辽轨智能实训能力评估平台</w:t>
       </w:r>
     </w:p>
     <w:p>
@@ -407,173 +407,144 @@
         <w:t>3.2 核心数据流</w:t>
       </w:r>
     </w:p>
-    <w:tbl>
-      <w:tblPr>
-        <w:tblW w:type="auto" w:w="0"/>
-        <w:jc w:val="center"/>
-        <w:tblLook w:firstColumn="1" w:firstRow="1" w:lastColumn="0" w:lastRow="0" w:noHBand="0" w:noVBand="1" w:val="04A0"/>
-      </w:tblPr>
-      <w:tblGrid>
-        <w:gridCol w:w="1511"/>
-        <w:gridCol w:w="1511"/>
-        <w:gridCol w:w="1511"/>
-        <w:gridCol w:w="1511"/>
-        <w:gridCol w:w="1511"/>
-        <w:gridCol w:w="1511"/>
-      </w:tblGrid>
-      <w:tr>
-        <w:tc>
-          <w:tcPr>
-            <w:tcW w:type="dxa" w:w="1511"/>
-            <w:shd w:fill="1A3C6E"/>
-          </w:tcPr>
-          <w:p>
-            <w:pPr>
-              <w:spacing w:before="60" w:after="60"/>
-              <w:jc w:val="center"/>
-            </w:pPr>
-            <w:r/>
-            <w:r>
-              <w:rPr>
-                <w:rFonts w:ascii="微软雅黑" w:hAnsi="微软雅黑" w:eastAsia="微软雅黑"/>
-                <w:b/>
-                <w:color w:val="FFFFFF"/>
-                <w:sz w:val="18"/>
-              </w:rPr>
-              <w:t>实训设备</w:t>
-            </w:r>
-          </w:p>
-        </w:tc>
-        <w:tc>
-          <w:tcPr>
-            <w:tcW w:type="dxa" w:w="1511"/>
-            <w:shd w:fill="1A3C6E"/>
-          </w:tcPr>
-          <w:p>
-            <w:pPr>
-              <w:spacing w:before="60" w:after="60"/>
-              <w:jc w:val="center"/>
-            </w:pPr>
-            <w:r/>
-            <w:r>
-              <w:rPr>
-                <w:rFonts w:ascii="微软雅黑" w:hAnsi="微软雅黑" w:eastAsia="微软雅黑"/>
-                <w:b/>
-                <w:color w:val="FFFFFF"/>
-                <w:sz w:val="18"/>
-              </w:rPr>
-              <w:t>校方数据库</w:t>
-            </w:r>
-          </w:p>
-        </w:tc>
-        <w:tc>
-          <w:tcPr>
-            <w:tcW w:type="dxa" w:w="1511"/>
-            <w:shd w:fill="2C5F8A"/>
-          </w:tcPr>
-          <w:p>
-            <w:pPr>
-              <w:spacing w:before="60" w:after="60"/>
-              <w:jc w:val="center"/>
-            </w:pPr>
-            <w:r/>
-            <w:r>
-              <w:rPr>
-                <w:rFonts w:ascii="微软雅黑" w:hAnsi="微软雅黑" w:eastAsia="微软雅黑"/>
-                <w:b/>
-                <w:color w:val="FFFFFF"/>
-                <w:sz w:val="18"/>
-              </w:rPr>
-              <w:t>平台数据同步</w:t>
-            </w:r>
-          </w:p>
-        </w:tc>
-        <w:tc>
-          <w:tcPr>
-            <w:tcW w:type="dxa" w:w="1511"/>
-            <w:shd w:fill="2C5F8A"/>
-          </w:tcPr>
-          <w:p>
-            <w:pPr>
-              <w:spacing w:before="60" w:after="60"/>
-              <w:jc w:val="center"/>
-            </w:pPr>
-            <w:r/>
-            <w:r>
-              <w:rPr>
-                <w:rFonts w:ascii="微软雅黑" w:hAnsi="微软雅黑" w:eastAsia="微软雅黑"/>
-                <w:b/>
-                <w:color w:val="FFFFFF"/>
-                <w:sz w:val="18"/>
-              </w:rPr>
-              <w:t>成绩计算</w:t>
-            </w:r>
-          </w:p>
-        </w:tc>
-        <w:tc>
-          <w:tcPr>
-            <w:tcW w:type="dxa" w:w="1511"/>
-            <w:shd w:fill="2C5F8A"/>
-          </w:tcPr>
-          <w:p>
-            <w:pPr>
-              <w:spacing w:before="60" w:after="60"/>
-              <w:jc w:val="center"/>
-            </w:pPr>
-            <w:r/>
-            <w:r>
-              <w:rPr>
-                <w:rFonts w:ascii="微软雅黑" w:hAnsi="微软雅黑" w:eastAsia="微软雅黑"/>
-                <w:b/>
-                <w:color w:val="FFFFFF"/>
-                <w:sz w:val="18"/>
-              </w:rPr>
-              <w:t>能力映射</w:t>
-            </w:r>
-          </w:p>
-        </w:tc>
-        <w:tc>
-          <w:tcPr>
-            <w:tcW w:type="dxa" w:w="1511"/>
-            <w:shd w:fill="2C5F8A"/>
-          </w:tcPr>
-          <w:p>
-            <w:pPr>
-              <w:spacing w:before="60" w:after="60"/>
-              <w:jc w:val="center"/>
-            </w:pPr>
-            <w:r/>
-            <w:r>
-              <w:rPr>
-                <w:rFonts w:ascii="微软雅黑" w:hAnsi="微软雅黑" w:eastAsia="微软雅黑"/>
-                <w:b/>
-                <w:color w:val="FFFFFF"/>
-                <w:sz w:val="18"/>
-              </w:rPr>
-              <w:t>智能报告生成</w:t>
-            </w:r>
-          </w:p>
-        </w:tc>
-      </w:tr>
-    </w:tbl>
     <w:p>
       <w:r>
         <w:rPr>
           <w:rFonts w:ascii="微软雅黑" w:hAnsi="微软雅黑" w:eastAsia="微软雅黑"/>
         </w:rPr>
+        <w:t>平台的数据处理流程分为以下几个环节：</w:t>
       </w:r>
     </w:p>
     <w:p>
       <w:pPr>
-        <w:jc w:val="center"/>
+        <w:spacing w:after="40" w:before="160"/>
       </w:pPr>
       <w:r>
         <w:rPr>
           <w:rFonts w:ascii="微软雅黑" w:hAnsi="微软雅黑" w:eastAsia="微软雅黑"/>
-          <w:color w:val="666666"/>
+          <w:b/>
+          <w:color w:val="2C5F8A"/>
           <w:sz w:val="22"/>
         </w:rPr>
-        <w:t>学生与教师通过平台门户查阅分析结果、下载诊断报告。</w:t>
+        <w:t>一、数据来源与接入</w:t>
+      </w:r>
+    </w:p>
+    <w:p>
+      <w:r>
+        <w:rPr>
+          <w:rFonts w:ascii="微软雅黑" w:hAnsi="微软雅黑" w:eastAsia="微软雅黑"/>
+        </w:rPr>
+        <w:t>学生在实训设备上完成操作后，设备自动将每个操作步骤的完成状态（通过/未通过）记录至校方现有的 MySQL 数据库。平台通过定时任务，每日自动从该数据库中同步最新的实训操作记录。此过程无需改变校方现有的数据采集流程与设备配置。</w:t>
+      </w:r>
+    </w:p>
+    <w:p>
+      <w:pPr>
+        <w:spacing w:after="40" w:before="160"/>
+      </w:pPr>
+      <w:r>
+        <w:rPr>
+          <w:rFonts w:ascii="微软雅黑" w:hAnsi="微软雅黑" w:eastAsia="微软雅黑"/>
+          <w:b/>
+          <w:color w:val="2C5F8A"/>
+          <w:sz w:val="22"/>
+        </w:rPr>
+        <w:t>二、单次实训成绩计算</w:t>
+      </w:r>
+    </w:p>
+    <w:p>
+      <w:r>
+        <w:rPr>
+          <w:rFonts w:ascii="微软雅黑" w:hAnsi="微软雅黑" w:eastAsia="微软雅黑"/>
+        </w:rPr>
+        <w:t>平台获取到新的实训记录后，根据预设的评分规则，逐条计算每次实训的总成绩。同时，依据教师提供的映射关系表，将每个操作步骤的完成情况对应至相关子能力，识别出学生在本次实训中表现薄弱的具体能力环节。</w:t>
+      </w:r>
+    </w:p>
+    <w:p>
+      <w:pPr>
+        <w:spacing w:after="40" w:before="160"/>
+      </w:pPr>
+      <w:r>
+        <w:rPr>
+          <w:rFonts w:ascii="微软雅黑" w:hAnsi="微软雅黑" w:eastAsia="微软雅黑"/>
+          <w:b/>
+          <w:color w:val="2C5F8A"/>
+          <w:sz w:val="22"/>
+        </w:rPr>
+        <w:t>三、实训室环境规范检查</w:t>
+      </w:r>
+    </w:p>
+    <w:p>
+      <w:r>
+        <w:rPr>
+          <w:rFonts w:ascii="微软雅黑" w:hAnsi="微软雅黑" w:eastAsia="微软雅黑"/>
+        </w:rPr>
+        <w:t>学生完成实训后，将实训室现场照片上传至平台。平台通过 AI 将该照片与实训室标准状态照片进行对比分析，自动判断器材归位、台面整洁等环境规范情况。检查结果将纳入该次实训的整体评价记录。该环节与成绩计算相互独立，按各自流程分别处理后合并至同一条实训记录中。</w:t>
+      </w:r>
+    </w:p>
+    <w:p>
+      <w:pPr>
+        <w:spacing w:after="40" w:before="160"/>
+      </w:pPr>
+      <w:r>
+        <w:rPr>
+          <w:rFonts w:ascii="微软雅黑" w:hAnsi="微软雅黑" w:eastAsia="微软雅黑"/>
+          <w:b/>
+          <w:color w:val="2C5F8A"/>
+          <w:sz w:val="22"/>
+        </w:rPr>
+        <w:t>四、学生能力图谱构建</w:t>
+      </w:r>
+    </w:p>
+    <w:p>
+      <w:r>
+        <w:rPr>
+          <w:rFonts w:ascii="微软雅黑" w:hAnsi="微软雅黑" w:eastAsia="微软雅黑"/>
+        </w:rPr>
+        <w:t>在单次成绩计算完成后，平台进一步汇总该学生的全部历史实训记录，综合计算其在各项子能力上的掌握程度。系统将相关子能力归类至大类能力维度，生成可视化的能力雷达图，并据此评估学生是否达到专业培养方案所要求的毕业标准。能力图谱随每次新的实训数据入库而动态更新。</w:t>
+      </w:r>
+    </w:p>
+    <w:p>
+      <w:pPr>
+        <w:spacing w:after="40" w:before="160"/>
+      </w:pPr>
+      <w:r>
+        <w:rPr>
+          <w:rFonts w:ascii="微软雅黑" w:hAnsi="微软雅黑" w:eastAsia="微软雅黑"/>
+          <w:b/>
+          <w:color w:val="2C5F8A"/>
+          <w:sz w:val="22"/>
+        </w:rPr>
+        <w:t>五、智能诊断报告生成</w:t>
+      </w:r>
+    </w:p>
+    <w:p>
+      <w:r>
+        <w:rPr>
+          <w:rFonts w:ascii="微软雅黑" w:hAnsi="微软雅黑" w:eastAsia="微软雅黑"/>
+        </w:rPr>
+        <w:t>基于上述成绩数据、能力分析结果与环境检查记录，平台借助 AI 为学生生成个性化的诊断报告。报告以自然语言描述学生的能力现状，指出具体薄弱环节，并提供针对性的提升建议。支持生成单次实训诊断报告与阶段性综合报告，均可在线查阅与下载。</w:t>
+      </w:r>
+    </w:p>
+    <w:p>
+      <w:pPr>
+        <w:spacing w:after="40" w:before="160"/>
+      </w:pPr>
+      <w:r>
+        <w:rPr>
+          <w:rFonts w:ascii="微软雅黑" w:hAnsi="微软雅黑" w:eastAsia="微软雅黑"/>
+          <w:b/>
+          <w:color w:val="2C5F8A"/>
+          <w:sz w:val="22"/>
+        </w:rPr>
+        <w:t>六、结果呈现</w:t>
+      </w:r>
+    </w:p>
+    <w:p>
+      <w:r>
+        <w:rPr>
+          <w:rFonts w:ascii="微软雅黑" w:hAnsi="微软雅黑" w:eastAsia="微软雅黑"/>
+        </w:rPr>
+        <w:t>上述全部分析结果通过平台门户向学生和教师开放。学生可查阅个人实训成绩、能力图谱与诊断报告；教师可查阅所辖班级全体学生的数据，进行汇总统计与导出。</w:t>
       </w:r>
     </w:p>
     <w:p>
@@ -998,19 +969,6 @@
           <w:sz w:val="22"/>
         </w:rPr>
         <w:t>针对薄弱环节，提供针对性的提升建议</w:t>
-      </w:r>
-    </w:p>
-    <w:p>
-      <w:pPr>
-        <w:pStyle w:val="ListBullet"/>
-        <w:ind w:left="680"/>
-      </w:pPr>
-      <w:r>
-        <w:rPr>
-          <w:rFonts w:ascii="微软雅黑" w:hAnsi="微软雅黑" w:eastAsia="微软雅黑"/>
-          <w:sz w:val="22"/>
-        </w:rPr>
-        <w:t>支持生成单次实训诊断报告与阶段性综合报告</w:t>
       </w:r>
     </w:p>
     <w:p>
@@ -2478,136 +2436,6 @@
           </w:p>
         </w:tc>
       </w:tr>
-      <w:tr>
-        <w:tc>
-          <w:tcPr>
-            <w:tcW w:type="dxa" w:w="850"/>
-            <w:shd w:fill="FFFFFF"/>
-          </w:tcPr>
-          <w:p>
-            <w:pPr>
-              <w:spacing w:before="60" w:after="60"/>
-              <w:jc w:val="center"/>
-            </w:pPr>
-            <w:r/>
-            <w:r>
-              <w:rPr>
-                <w:rFonts w:ascii="微软雅黑" w:hAnsi="微软雅黑" w:eastAsia="微软雅黑"/>
-                <w:b w:val="0"/>
-                <w:sz w:val="20"/>
-              </w:rPr>
-              <w:t>6</w:t>
-            </w:r>
-          </w:p>
-        </w:tc>
-        <w:tc>
-          <w:tcPr>
-            <w:tcW w:type="dxa" w:w="2551"/>
-            <w:shd w:fill="FFFFFF"/>
-          </w:tcPr>
-          <w:p>
-            <w:pPr>
-              <w:spacing w:before="60" w:after="60"/>
-              <w:jc w:val="left"/>
-            </w:pPr>
-            <w:r/>
-            <w:r>
-              <w:rPr>
-                <w:rFonts w:ascii="微软雅黑" w:hAnsi="微软雅黑" w:eastAsia="微软雅黑"/>
-                <w:b w:val="0"/>
-                <w:sz w:val="20"/>
-              </w:rPr>
-              <w:t>数据库远程访问方式</w:t>
-            </w:r>
-          </w:p>
-        </w:tc>
-        <w:tc>
-          <w:tcPr>
-            <w:tcW w:type="dxa" w:w="5669"/>
-            <w:shd w:fill="FFFFFF"/>
-          </w:tcPr>
-          <w:p>
-            <w:pPr>
-              <w:spacing w:before="60" w:after="60"/>
-              <w:jc w:val="left"/>
-            </w:pPr>
-            <w:r/>
-            <w:r>
-              <w:rPr>
-                <w:rFonts w:ascii="微软雅黑" w:hAnsi="微软雅黑" w:eastAsia="微软雅黑"/>
-                <w:b w:val="0"/>
-                <w:sz w:val="20"/>
-              </w:rPr>
-              <w:t>公网直连、VPN 或其他方式</w:t>
-            </w:r>
-          </w:p>
-        </w:tc>
-      </w:tr>
-      <w:tr>
-        <w:tc>
-          <w:tcPr>
-            <w:tcW w:type="dxa" w:w="850"/>
-            <w:shd w:fill="D6E4F0"/>
-          </w:tcPr>
-          <w:p>
-            <w:pPr>
-              <w:spacing w:before="60" w:after="60"/>
-              <w:jc w:val="center"/>
-            </w:pPr>
-            <w:r/>
-            <w:r>
-              <w:rPr>
-                <w:rFonts w:ascii="微软雅黑" w:hAnsi="微软雅黑" w:eastAsia="微软雅黑"/>
-                <w:b w:val="0"/>
-                <w:sz w:val="20"/>
-              </w:rPr>
-              <w:t>7</w:t>
-            </w:r>
-          </w:p>
-        </w:tc>
-        <w:tc>
-          <w:tcPr>
-            <w:tcW w:type="dxa" w:w="2551"/>
-            <w:shd w:fill="D6E4F0"/>
-          </w:tcPr>
-          <w:p>
-            <w:pPr>
-              <w:spacing w:before="60" w:after="60"/>
-              <w:jc w:val="left"/>
-            </w:pPr>
-            <w:r/>
-            <w:r>
-              <w:rPr>
-                <w:rFonts w:ascii="微软雅黑" w:hAnsi="微软雅黑" w:eastAsia="微软雅黑"/>
-                <w:b w:val="0"/>
-                <w:sz w:val="20"/>
-              </w:rPr>
-              <w:t>现有实训教室详情</w:t>
-            </w:r>
-          </w:p>
-        </w:tc>
-        <w:tc>
-          <w:tcPr>
-            <w:tcW w:type="dxa" w:w="5669"/>
-            <w:shd w:fill="D6E4F0"/>
-          </w:tcPr>
-          <w:p>
-            <w:pPr>
-              <w:spacing w:before="60" w:after="60"/>
-              <w:jc w:val="left"/>
-            </w:pPr>
-            <w:r/>
-            <w:r>
-              <w:rPr>
-                <w:rFonts w:ascii="微软雅黑" w:hAnsi="微软雅黑" w:eastAsia="微软雅黑"/>
-                <w:b w:val="0"/>
-                <w:sz w:val="20"/>
-              </w:rPr>
-              <w:t>3 个现有实训教室分别对应的专业、设备型号及实训操作步骤</w:t>
-            </w:r>
-          </w:p>
-        </w:tc>
-      </w:tr>
     </w:tbl>
     <w:p/>
     <w:p>
@@ -2652,7 +2480,7 @@
           <w:rFonts w:ascii="微软雅黑" w:hAnsi="微软雅黑" w:eastAsia="微软雅黑"/>
           <w:sz w:val="22"/>
         </w:rPr>
-        <w:t>实训视频的智能检测与分析</w:t>
+        <w:t>实训图片和视频的智能检测与分析</w:t>
       </w:r>
     </w:p>
     <w:p>
